--- a/assets/docs/Crosswalk-Project-Overview-Flyer.docx
+++ b/assets/docs/Crosswalk-Project-Overview-Flyer.docx
@@ -46,7 +46,7 @@
           <w:szCs w:val="20"/>
           <w:rtl w:val="0"/>
         </w:rPr>
-        <w:t xml:space="preserve">Open-access safeguarding tools for Washington nonprofits — free to use, adapt, and share</w:t>
+        <w:t xml:space="preserve">Open-access safeguarding tools for nonprofits — free to use, adapt, and share</w:t>
       </w:r>
       <w:r>
         <w:rPr>
